--- a/quantum_traffic_router 2/SIH_2026_Idea_Research_Heer.docx
+++ b/quantum_traffic_router 2/SIH_2026_Idea_Research_Heer.docx
@@ -585,6 +585,57 @@
       </w:r>
       <w:r>
         <w:t xml:space="preserve"> — no actual quantum hardware needed (open-source: dimod + dwave-samplers, or a hand-rolled simulated-annealing QUBO solver).</w:t>
+      </w:r>
+    </w:p>
+    <w:p>
+      <w:pPr>
+        <w:pBdr>
+          <w:top w:val="single" w:color="C0392B" w:sz="8" w:space="6"/>
+          <w:left w:val="single" w:color="C0392B" w:sz="8" w:space="6"/>
+          <w:bottom w:val="single" w:color="C0392B" w:sz="8" w:space="6"/>
+          <w:right w:val="single" w:color="C0392B" w:sz="8" w:space="6"/>
+        </w:pBdr>
+        <w:shd w:val="clear" w:color="auto" w:fill="FDEDEC"/>
+        <w:spacing w:after="200" w:before="200" w:line="290"/>
+      </w:pPr>
+      <w:r>
+        <w:rPr>
+          <w:b/>
+          <w:color w:val="C0392B"/>
+        </w:rPr>
+        <w:t xml:space="preserve">LATER UPDATE (a second, closer prior-art pass done once the working prototype existed) — read this before treating the bullet below as your patent claim: </w:t>
+      </w:r>
+      <w:r>
+        <w:rPr>
+          <w:color w:val="C0392B"/>
+        </w:rPr>
+        <w:t xml:space="preserve">A follow-up novelty search found a peer-reviewed paper (Curuliuc &amp; Leon, </w:t>
+      </w:r>
+      <w:r>
+        <w:rPr>
+          <w:i/>
+          <w:color w:val="C0392B"/>
+        </w:rPr>
+        <w:t xml:space="preserve">Applied Sciences</w:t>
+      </w:r>
+      <w:r>
+        <w:rPr>
+          <w:color w:val="C0392B"/>
+        </w:rPr>
+        <w:t xml:space="preserve">, Feb 2026) that already describes encoding a routing constraint directly as a QUBO penalty term so it is satisfied by construction — the exact mechanism the “constraint composability and correctness-by-construction” claim below actually rests on. </w:t>
+      </w:r>
+      <w:r>
+        <w:rPr>
+          <w:b/>
+          <w:color w:val="C0392B"/>
+        </w:rPr>
+        <w:t xml:space="preserve">That mechanism on its own is therefore not a defensible patent claim.</w:t>
+      </w:r>
+      <w:r>
+        <w:rPr>
+          <w:color w:val="C0392B"/>
+        </w:rPr>
+        <w:t xml:space="preserve"> See SIH_2026_Patent_Readiness_Research_Heer.docx for the full finding and the narrower “Tier 2” system-composition claim that replaces it — precedence, demand-weighted per-vehicle capacity, multi-vehicle dispatch, and live incident re-optimization all composing together in one working pipeline, which is what your Form 2 should actually be written around.</w:t>
       </w:r>
     </w:p>
     <w:p>
